--- a/paper/ae_submission/V7.docx
+++ b/paper/ae_submission/V7.docx
@@ -254,7 +254,7 @@
           <w:i/>
           <w:sz w:val="24"/>
         </w:rPr>
-        <w:t>1 Oxford Institute for Energy Studies, Oxford, UK</w:t>
+        <w:t>1 Laboratory of Environmental and Urban Economics – LEURE, EPFL, Switzerland</w:t>
       </w:r>
     </w:p>
     <w:p>
@@ -352,7 +352,7 @@
           <w:i w:val="0"/>
           <w:sz w:val="24"/>
         </w:rPr>
-        <w:t>Hydrogen for European residential heating is usually assessed at national resolution or imposed as an adoption share, neither of which tests market-level capital recovery for peak-serving assets. We reconstruct a 1,369-region NUTS3 heat-demand surface across 29 markets, aggregate it to country level, and represent scenario uncertainty with 200 draws per scenario. Four scenarios impose exogenous hydrogen-adoption settings, compared with independently derived winter-peak dispatch support. Three roles are tested: annual levelised cost; cold-snap dispatch across buildings, district heat and power; and peaker capital recovery. At central 2050 parameters, the best heat pump costs €118.5/MWh, versus €122.8/MWh for hydrogen and €132.7/MWh for gas. With firm-generation cost allocated pro rata to heating's annual electricity-demand share, heat pumps beat hydrogen in 22 of 29 markets. Allocation by the change in peaking capacity gives 19 heat-pump wins at the low bound and 17 at the high bound. Heat-pump wins range from 13 to 29 across the hydrogen-price paths tested. On the high-carbon, equal-efficiency series, hydrogen undercuts gas at the power peak in a different set of seven markets, all with salt caverns. No tested market reaches full peaker-capital recovery over the €30--120/MWh scarcity-margin range; capacity-weighted recovery among the five that build is about 9%. At €600/kW for a hydrogen-ready turbine, technology-neutral support favours gas; selecting hydrogen requires an emissions-conditioned premium of about €172/tCO₂ of displaced gas. Operational residential-heating emissions fall from 644 MtCO₂ in 2025 to 10--352 MtCO₂ in 2050. Power-sector quantities rest on one constructed weather year and are screening results, not adequacy estimates.</w:t>
+        <w:t>Hydrogen for European residential heating is usually assessed at national resolution or imposed as an adoption share, neither of which tests market-level capital recovery for peak-serving assets. We reconstruct a 1,369-region NUTS3 heat-demand surface across 29 markets, aggregate it to country level, and represent scenario uncertainty with 200 draws per scenario. Four scenarios impose exogenous hydrogen-adoption settings, compared with independently derived winter-peak dispatch support. Three roles are tested: annual levelised cost; cold-snap dispatch across buildings, district heat and power; and peaker capital recovery. At central 2050 parameters, the best heat pump costs €118.5/MWh, versus €122.8/MWh for hydrogen and €132.7/MWh for gas. With firm-generation cost allocated pro rata to heating's annual electricity-demand share, heat pumps beat hydrogen in 22 of 29 markets. Allocation by the change in peaking capacity gives 19 heat-pump wins at the low bound and 17 at the high bound. Heat-pump wins range from 13 to 29 across the hydrogen-price paths tested. On the high-carbon, equal-efficiency series, hydrogen undercuts gas at the power peak in a different set of seven markets, all with salt caverns. No tested market reaches full peaker-capital recovery over the €30–120/MWh scarcity-margin range; capacity-weighted recovery among the five that build is about 9%. At €600/kW for a hydrogen-ready turbine, technology-neutral support favours gas; selecting hydrogen requires an emissions-conditioned premium of about €172/tCO₂ of displaced gas. Operational residential-heating emissions fall from 644 MtCO₂ in 2025 to 10–352 MtCO₂ in 2050. Power-sector quantities rest on one constructed weather year and are screening results, not adequacy estimates.</w:t>
       </w:r>
     </w:p>
     <w:p>

--- a/paper/ae_submission/V7.docx
+++ b/paper/ae_submission/V7.docx
@@ -254,7 +254,7 @@
           <w:i/>
           <w:sz w:val="24"/>
         </w:rPr>
-        <w:t>1 Laboratory of Environmental and Urban Economics – LEURE, EPFL, Switzerland</w:t>
+        <w:t>1 Laboratory of Environmental and Urban Economics (LEURE), EPFL, Switzerland</w:t>
       </w:r>
     </w:p>
     <w:p>
